--- a/CV_Lars_Jebe_2026.docx
+++ b/CV_Lars_Jebe_2026.docx
@@ -123,21 +123,23 @@
                 <w:color w:val="404060"/>
                 <w:sz w:val="18"/>
               </w:rPr>
-              <w:t>linkedin.com/in/larsjebe</w:t>
+              <w:t>linkedin.com/in/</w:t>
             </w:r>
+            <w:proofErr w:type="spellStart"/>
+            <w:r>
+              <w:rPr>
+                <w:color w:val="404060"/>
+                <w:sz w:val="18"/>
+              </w:rPr>
+              <w:t>larsjebe</w:t>
+            </w:r>
+            <w:proofErr w:type="spellEnd"/>
           </w:p>
           <w:p>
             <w:pPr>
               <w:spacing w:after="0"/>
               <w:jc w:val="right"/>
             </w:pPr>
-            <w:r>
-              <w:rPr>
-                <w:color w:val="404060"/>
-                <w:sz w:val="18"/>
-              </w:rPr>
-              <w:t>instagram.com/larsjebe</w:t>
-            </w:r>
           </w:p>
         </w:tc>
       </w:tr>
@@ -419,29 +421,23 @@
         <w:ind w:left="340"/>
       </w:pPr>
       <w:r>
-        <w:t xml:space="preserve">API surface and product integrations that turn the team's research into a shipped product (</w:t>
-      </w:r>
-      <w:hyperlink r:id="rId9">
+        <w:t>API surface and product integrations that turn the team's research into a shipped product (</w:t>
+      </w:r>
+      <w:hyperlink r:id="rId6">
         <w:r>
-          <w:rPr>
-            <w:rStyle w:val="Hyperlink"/>
-          </w:rPr>
-          <w:t xml:space="preserve">Phota Studio</w:t>
+          <w:t>Phota Studio</w:t>
         </w:r>
       </w:hyperlink>
       <w:r>
         <w:t xml:space="preserve">, </w:t>
       </w:r>
-      <w:hyperlink r:id="rId8">
+      <w:hyperlink r:id="rId7">
         <w:r>
-          <w:rPr>
-            <w:rStyle w:val="Hyperlink"/>
-          </w:rPr>
-          <w:t xml:space="preserve">Phota API</w:t>
+          <w:t>Phota API</w:t>
         </w:r>
       </w:hyperlink>
       <w:r>
-        <w:t xml:space="preserve">)</w:t>
+        <w:t>)</w:t>
       </w:r>
     </w:p>
     <w:p>
@@ -507,7 +503,15 @@
         <w:ind w:left="340"/>
       </w:pPr>
       <w:r>
-        <w:t>On Marc Levoy's computational photography team (Nextcam); shipped features used by tens of millions</w:t>
+        <w:t>On Marc Levoy's computational photography team (</w:t>
+      </w:r>
+      <w:proofErr w:type="spellStart"/>
+      <w:r>
+        <w:t>Nextcam</w:t>
+      </w:r>
+      <w:proofErr w:type="spellEnd"/>
+      <w:r>
+        <w:t>); shipped features used by tens of millions</w:t>
       </w:r>
     </w:p>
     <w:p>
@@ -516,13 +520,9 @@
         <w:spacing w:after="0"/>
         <w:ind w:left="340"/>
       </w:pPr>
-      <w:r/>
-      <w:hyperlink r:id="rId10">
+      <w:hyperlink r:id="rId8">
         <w:r>
-          <w:rPr>
-            <w:rStyle w:val="Hyperlink"/>
-          </w:rPr>
-          <w:t xml:space="preserve">Project Indigo</w:t>
+          <w:t>Project Indigo</w:t>
         </w:r>
       </w:hyperlink>
       <w:r>
@@ -553,13 +553,9 @@
         <w:spacing w:after="0"/>
         <w:ind w:left="340"/>
       </w:pPr>
-      <w:r/>
-      <w:hyperlink r:id="rId11">
+      <w:hyperlink r:id="rId9">
         <w:r>
-          <w:rPr>
-            <w:rStyle w:val="Hyperlink"/>
-          </w:rPr>
-          <w:t xml:space="preserve">Adobe Adaptive Profile</w:t>
+          <w:t>Adobe Adaptive Profile</w:t>
         </w:r>
       </w:hyperlink>
       <w:r>
@@ -583,7 +579,23 @@
         <w:ind w:left="340"/>
       </w:pPr>
       <w:r>
-        <w:t>Developed Vision Transformer (ViT)-based models to parametrize the mobile RAW pipeline (PyTorch, C++)</w:t>
+        <w:t>Developed Vision Transformer (</w:t>
+      </w:r>
+      <w:proofErr w:type="spellStart"/>
+      <w:r>
+        <w:t>ViT</w:t>
+      </w:r>
+      <w:proofErr w:type="spellEnd"/>
+      <w:r>
+        <w:t>)-based models to parametrize the mobile RAW pipeline (</w:t>
+      </w:r>
+      <w:proofErr w:type="spellStart"/>
+      <w:r>
+        <w:t>PyTorch</w:t>
+      </w:r>
+      <w:proofErr w:type="spellEnd"/>
+      <w:r>
+        <w:t>, C++)</w:t>
       </w:r>
     </w:p>
     <w:p>
@@ -624,6 +636,7 @@
         </w:rPr>
         <w:t xml:space="preserve">Sr. Member of Technical Staff (Compute Team) at </w:t>
       </w:r>
+      <w:proofErr w:type="spellStart"/>
       <w:r>
         <w:rPr>
           <w:b/>
@@ -631,6 +644,7 @@
         </w:rPr>
         <w:t>Raxium</w:t>
       </w:r>
+      <w:proofErr w:type="spellEnd"/>
       <w:r>
         <w:rPr>
           <w:b/>
@@ -665,7 +679,15 @@
         <w:ind w:left="340"/>
       </w:pPr>
       <w:r>
-        <w:t>Created Neural Rendering models in TensorFlow and PyTorch, published at CVPR 2021 (Best Paper Candidate)</w:t>
+        <w:t xml:space="preserve">Created Neural Rendering models in TensorFlow and </w:t>
+      </w:r>
+      <w:proofErr w:type="spellStart"/>
+      <w:r>
+        <w:t>PyTorch</w:t>
+      </w:r>
+      <w:proofErr w:type="spellEnd"/>
+      <w:r>
+        <w:t>, published at CVPR 2021 (Best Paper Candidate)</w:t>
       </w:r>
     </w:p>
     <w:p>
@@ -710,7 +732,21 @@
         <w:rPr>
           <w:b/>
         </w:rPr>
-        <w:t xml:space="preserve">Fei Fei Li’s </w:t>
+        <w:t xml:space="preserve">Fei </w:t>
+      </w:r>
+      <w:proofErr w:type="spellStart"/>
+      <w:r>
+        <w:rPr>
+          <w:b/>
+        </w:rPr>
+        <w:t>Fei</w:t>
+      </w:r>
+      <w:proofErr w:type="spellEnd"/>
+      <w:r>
+        <w:rPr>
+          <w:b/>
+        </w:rPr>
+        <w:t xml:space="preserve"> Li’s </w:t>
       </w:r>
       <w:r>
         <w:rPr>
@@ -882,13 +918,6 @@
         </w:rPr>
         <w:lastRenderedPageBreak/>
         <w:br/>
-      </w:r>
-      <w:r>
-        <w:rPr>
-          <w:i/>
-          <w:color w:val="404040"/>
-          <w:sz w:val="22"/>
-        </w:rPr>
         <w:t>RELEVANT PUBLICATIONS</w:t>
       </w:r>
     </w:p>
@@ -899,11 +928,19 @@
         </w:tabs>
         <w:spacing w:after="0"/>
       </w:pPr>
+      <w:proofErr w:type="spellStart"/>
       <w:r>
         <w:rPr>
           <w:b/>
         </w:rPr>
-        <w:t>DiffusionRig: Learning Personalized Priors for Facial Appearance Editing</w:t>
+        <w:t>DiffusionRig</w:t>
+      </w:r>
+      <w:proofErr w:type="spellEnd"/>
+      <w:r>
+        <w:rPr>
+          <w:b/>
+        </w:rPr>
+        <w:t>: Learning Personalized Priors for Facial Appearance Editing</w:t>
       </w:r>
       <w:r>
         <w:tab/>
@@ -921,7 +958,31 @@
         <w:spacing w:after="0"/>
       </w:pPr>
       <w:r>
-        <w:t>Zheng Ding, Xuaner Zhang, Zhihao Xia, Lars Jebe, Zhuowen Tu, Xiuming Zhang</w:t>
+        <w:t xml:space="preserve">Zheng Ding, </w:t>
+      </w:r>
+      <w:proofErr w:type="spellStart"/>
+      <w:r>
+        <w:t>Xuaner</w:t>
+      </w:r>
+      <w:proofErr w:type="spellEnd"/>
+      <w:r>
+        <w:t xml:space="preserve"> Zhang, Zhihao Xia, Lars Jebe, </w:t>
+      </w:r>
+      <w:proofErr w:type="spellStart"/>
+      <w:r>
+        <w:t>Zhuowen</w:t>
+      </w:r>
+      <w:proofErr w:type="spellEnd"/>
+      <w:r>
+        <w:t xml:space="preserve"> Tu, </w:t>
+      </w:r>
+      <w:proofErr w:type="spellStart"/>
+      <w:r>
+        <w:t>Xiuming</w:t>
+      </w:r>
+      <w:proofErr w:type="spellEnd"/>
+      <w:r>
+        <w:t xml:space="preserve"> Zhang</w:t>
       </w:r>
     </w:p>
     <w:p>
@@ -951,8 +1012,16 @@
         <w:rPr>
           <w:b/>
         </w:rPr>
-        <w:t>Neural Photo-Finishing</w:t>
-      </w:r>
+        <w:t xml:space="preserve">Neural </w:t>
+      </w:r>
+      <w:proofErr w:type="gramStart"/>
+      <w:r>
+        <w:rPr>
+          <w:b/>
+        </w:rPr>
+        <w:t>Photo-Finishing</w:t>
+      </w:r>
+      <w:proofErr w:type="gramEnd"/>
       <w:r>
         <w:tab/>
       </w:r>
@@ -969,7 +1038,15 @@
         <w:spacing w:after="0"/>
       </w:pPr>
       <w:r>
-        <w:t>Ethan Tseng, Yuxuan Zhang, Lars Jebe, Xuaner Zhang, Zhihao Xia, Yifei Fan, Felix Heide, Jiawen Chen</w:t>
+        <w:t xml:space="preserve">Ethan Tseng, Yuxuan Zhang, Lars Jebe, </w:t>
+      </w:r>
+      <w:proofErr w:type="spellStart"/>
+      <w:r>
+        <w:t>Xuaner</w:t>
+      </w:r>
+      <w:proofErr w:type="spellEnd"/>
+      <w:r>
+        <w:t xml:space="preserve"> Zhang, Zhihao Xia, Yifei Fan, Felix Heide, Jiawen Chen</w:t>
       </w:r>
     </w:p>
     <w:p>
@@ -999,7 +1076,21 @@
         <w:rPr>
           <w:b/>
         </w:rPr>
-        <w:t>Neural Lumigraph Rendering</w:t>
+        <w:t xml:space="preserve">Neural </w:t>
+      </w:r>
+      <w:proofErr w:type="spellStart"/>
+      <w:r>
+        <w:rPr>
+          <w:b/>
+        </w:rPr>
+        <w:t>Lumigraph</w:t>
+      </w:r>
+      <w:proofErr w:type="spellEnd"/>
+      <w:r>
+        <w:rPr>
+          <w:b/>
+        </w:rPr>
+        <w:t xml:space="preserve"> Rendering</w:t>
       </w:r>
       <w:r>
         <w:tab/>
@@ -1131,11 +1222,33 @@
       <w:r>
         <w:t xml:space="preserve"> at </w:t>
       </w:r>
+      <w:proofErr w:type="gramStart"/>
       <w:r>
         <w:rPr>
           <w:i/>
         </w:rPr>
-        <w:t>AC.E – Aachener Entrepreneurship Team e.V.</w:t>
+        <w:t>AC.E</w:t>
+      </w:r>
+      <w:proofErr w:type="gramEnd"/>
+      <w:r>
+        <w:rPr>
+          <w:i/>
+        </w:rPr>
+        <w:t xml:space="preserve"> – </w:t>
+      </w:r>
+      <w:proofErr w:type="spellStart"/>
+      <w:r>
+        <w:rPr>
+          <w:i/>
+        </w:rPr>
+        <w:t>Aachener</w:t>
+      </w:r>
+      <w:proofErr w:type="spellEnd"/>
+      <w:r>
+        <w:rPr>
+          <w:i/>
+        </w:rPr>
+        <w:t xml:space="preserve"> Entrepreneurship Team e.V.</w:t>
       </w:r>
       <w:r>
         <w:tab/>
@@ -1152,14 +1265,7 @@
           <w:i/>
           <w:color w:val="404040"/>
         </w:rPr>
-        <w:t xml:space="preserve"> </w:t>
-      </w:r>
-      <w:r>
-        <w:rPr>
-          <w:i/>
-          <w:color w:val="404040"/>
-        </w:rPr>
-        <w:t>–</w:t>
+        <w:t xml:space="preserve"> –</w:t>
       </w:r>
       <w:r>
         <w:rPr>

--- a/CV_Lars_Jebe_2026.docx
+++ b/CV_Lars_Jebe_2026.docx
@@ -153,19 +153,31 @@
         <w:rPr>
           <w:i/>
         </w:rPr>
-        <w:t xml:space="preserve">Hi, I'm Lars. I'm an AI engineer building creative tools — most recently four years on Marc Levoy's computational photography team at Adobe, now founding technical staff at Phota Labs. I work </w:t>
+        <w:t xml:space="preserve">Hi, I'm Lars. I'm a research engineer working at the seam between generative-AI research and shipped product. I own the data and vision pipelines, agentic workflows, and inference infrastructure that turn lab-grade techniques into something real users love. Four years on Marc Levoy's computational photography team at Adobe; now founding engineer at Phota Labs, personalizing generative photography to </w:t>
       </w:r>
       <w:r>
         <w:rPr>
           <w:i/>
         </w:rPr>
-        <w:t xml:space="preserve">at </w:t>
+        <w:t>*</w:t>
       </w:r>
       <w:r>
         <w:rPr>
           <w:i/>
         </w:rPr>
-        <w:t>the seam between research and product: taking research-grade techniques and making them survive contact with real users, on real devices, at scale.</w:t>
+        <w:t>you</w:t>
+      </w:r>
+      <w:r>
+        <w:rPr>
+          <w:i/>
+        </w:rPr>
+        <w:t>*</w:t>
+      </w:r>
+      <w:r>
+        <w:rPr>
+          <w:i/>
+        </w:rPr>
+        <w:t>.</w:t>
       </w:r>
     </w:p>
     <w:p>
@@ -532,7 +544,7 @@
         <w:t xml:space="preserve">core </w:t>
       </w:r>
       <w:r>
-        <w:t>contributor on computational pipeline for SLR-like raw and JPEG output on iPhone</w:t>
+        <w:t>developer on computational pipeline for SLR-like raw and JPEG output on iPhone</w:t>
       </w:r>
       <w:r>
         <w:t>, credited</w:t>
